--- a/submission/build/reference_supplementary.docx
+++ b/submission/build/reference_supplementary.docx
@@ -564,6 +564,10 @@
   <w:style w:type="paragraph" w:default="1" w:styleId="Normal">
     <w:name w:val="Normal"/>
     <w:qFormat/>
+    <w:pPr>
+      <w:spacing w:before="0" w:after="160" w:line="276" w:lineRule="auto"/>
+      <w:jc w:val="both"/>
+    </w:pPr>
   </w:style>
   <w:style w:type="paragraph" w:styleId="BodyText">
     <w:name w:val="Body Text"/>
@@ -571,6 +575,7 @@
     <w:link w:val="BodyTextChar"/>
     <w:pPr>
       <w:spacing w:before="0" w:after="160" w:line="276" w:lineRule="auto"/>
+      <w:jc w:val="both"/>
     </w:pPr>
     <w:qFormat/>
   </w:style>
@@ -581,6 +586,7 @@
     <w:qFormat/>
     <w:pPr>
       <w:spacing w:before="0" w:after="160" w:line="276" w:lineRule="auto"/>
+      <w:jc w:val="both"/>
     </w:pPr>
   </w:style>
   <w:style w:type="paragraph" w:customStyle="1" w:styleId="Compact">
@@ -589,6 +595,7 @@
     <w:qFormat/>
     <w:pPr>
       <w:spacing w:before="0" w:after="64" w:line="276" w:lineRule="auto"/>
+      <w:jc w:val="both"/>
     </w:pPr>
   </w:style>
   <w:style w:type="paragraph" w:styleId="Title">
@@ -686,27 +693,7 @@
       <w:keepNext/>
       <w:keepLines/>
       <w:outlineLvl w:val="0"/>
-    </w:pPr>
-    <w:rPr>
-      <w:rFonts w:ascii="Times New Roman" w:hAnsi="Times New Roman" w:eastAsia="Times New Roman" w:cs="Times New Roman"/>
-      <w:b/>
-      <w:bCs/>
-      <w:sz w:val="28"/>
-      <w:szCs w:val="28"/>
-    </w:rPr>
-  </w:style>
-  <w:style w:type="paragraph" w:styleId="Heading2">
-    <w:name w:val="Heading 2"/>
-    <w:basedOn w:val="Normal"/>
-    <w:next w:val="BodyText"/>
-    <w:uiPriority w:val="9"/>
-    <w:unhideWhenUsed/>
-    <w:qFormat/>
-    <w:pPr>
-      <w:spacing w:before="240" w:after="80" w:line="240" w:lineRule="auto"/>
-      <w:keepNext/>
-      <w:keepLines/>
-      <w:outlineLvl w:val="1"/>
+      <w:jc w:val="left"/>
     </w:pPr>
     <w:rPr>
       <w:rFonts w:ascii="Times New Roman" w:hAnsi="Times New Roman" w:eastAsia="Times New Roman" w:cs="Times New Roman"/>
@@ -716,6 +703,28 @@
       <w:szCs w:val="24"/>
     </w:rPr>
   </w:style>
+  <w:style w:type="paragraph" w:styleId="Heading2">
+    <w:name w:val="Heading 2"/>
+    <w:basedOn w:val="Normal"/>
+    <w:next w:val="BodyText"/>
+    <w:uiPriority w:val="9"/>
+    <w:unhideWhenUsed/>
+    <w:qFormat/>
+    <w:pPr>
+      <w:spacing w:before="240" w:after="80" w:line="240" w:lineRule="auto"/>
+      <w:keepNext/>
+      <w:keepLines/>
+      <w:outlineLvl w:val="1"/>
+      <w:jc w:val="left"/>
+    </w:pPr>
+    <w:rPr>
+      <w:rFonts w:ascii="Times New Roman" w:hAnsi="Times New Roman" w:eastAsia="Times New Roman" w:cs="Times New Roman"/>
+      <w:b/>
+      <w:bCs/>
+      <w:sz w:val="24"/>
+      <w:szCs w:val="24"/>
+    </w:rPr>
+  </w:style>
   <w:style w:type="paragraph" w:styleId="Heading3">
     <w:name w:val="Heading 3"/>
     <w:basedOn w:val="Normal"/>
@@ -728,6 +737,7 @@
       <w:keepNext/>
       <w:keepLines/>
       <w:outlineLvl w:val="2"/>
+      <w:jc w:val="left"/>
     </w:pPr>
     <w:rPr>
       <w:rFonts w:ascii="Times New Roman" w:hAnsi="Times New Roman" w:eastAsia="Times New Roman" w:cs="Times New Roman"/>
@@ -735,8 +745,8 @@
       <w:bCs/>
       <w:i/>
       <w:iCs/>
-      <w:sz w:val="22"/>
-      <w:szCs w:val="22"/>
+      <w:sz w:val="24"/>
+      <w:szCs w:val="24"/>
     </w:rPr>
   </w:style>
   <w:style w:type="paragraph" w:styleId="Heading4">
@@ -751,13 +761,14 @@
       <w:keepNext/>
       <w:keepLines/>
       <w:outlineLvl w:val="3"/>
+      <w:jc w:val="left"/>
     </w:pPr>
     <w:rPr>
       <w:rFonts w:ascii="Times New Roman" w:hAnsi="Times New Roman" w:eastAsia="Times New Roman" w:cs="Times New Roman"/>
       <w:i/>
       <w:iCs/>
-      <w:sz w:val="22"/>
-      <w:szCs w:val="22"/>
+      <w:sz w:val="24"/>
+      <w:szCs w:val="24"/>
     </w:rPr>
   </w:style>
   <w:style w:type="paragraph" w:styleId="Heading5">
@@ -772,13 +783,14 @@
       <w:keepNext/>
       <w:keepLines/>
       <w:outlineLvl w:val="4"/>
+      <w:jc w:val="left"/>
     </w:pPr>
     <w:rPr>
       <w:rFonts w:ascii="Times New Roman" w:hAnsi="Times New Roman" w:eastAsia="Times New Roman" w:cs="Times New Roman"/>
       <w:i/>
       <w:iCs/>
-      <w:sz w:val="22"/>
-      <w:szCs w:val="22"/>
+      <w:sz w:val="24"/>
+      <w:szCs w:val="24"/>
     </w:rPr>
   </w:style>
   <w:style w:type="paragraph" w:styleId="Heading6">
@@ -793,13 +805,14 @@
       <w:keepNext/>
       <w:keepLines/>
       <w:outlineLvl w:val="5"/>
+      <w:jc w:val="left"/>
     </w:pPr>
     <w:rPr>
       <w:rFonts w:ascii="Times New Roman" w:hAnsi="Times New Roman" w:eastAsia="Times New Roman" w:cs="Times New Roman"/>
       <w:i/>
       <w:iCs/>
-      <w:sz w:val="22"/>
-      <w:szCs w:val="22"/>
+      <w:sz w:val="24"/>
+      <w:szCs w:val="24"/>
     </w:rPr>
   </w:style>
   <w:style w:type="paragraph" w:styleId="Heading7">
@@ -870,8 +883,9 @@
     <w:unhideWhenUsed/>
     <w:qFormat/>
     <w:pPr>
-      <w:spacing w:before="100" w:after="100"/>
+      <w:spacing w:before="0" w:after="160" w:line="276" w:lineRule="auto"/>
       <w:ind w:firstLine="0" w:left="480" w:right="480"/>
+      <w:jc w:val="both"/>
     </w:pPr>
   </w:style>
   <w:style w:type="paragraph" w:styleId="FootnoteText">
@@ -1005,6 +1019,7 @@
     <w:qFormat/>
     <w:pPr>
       <w:spacing w:before="0" w:after="60" w:line="240" w:lineRule="auto"/>
+      <w:jc w:val="left"/>
     </w:pPr>
     <w:rPr>
       <w:rFonts w:ascii="Times New Roman" w:hAnsi="Times New Roman" w:eastAsia="Times New Roman" w:cs="Times New Roman"/>
@@ -1029,11 +1044,12 @@
     <w:pPr>
       <w:spacing w:before="0" w:after="280" w:line="240" w:lineRule="auto"/>
       <w:ind w:left="284" w:right="284"/>
+      <w:jc w:val="both"/>
     </w:pPr>
     <w:rPr>
       <w:rFonts w:ascii="Times New Roman" w:hAnsi="Times New Roman" w:eastAsia="Times New Roman" w:cs="Times New Roman"/>
-      <w:sz w:val="22"/>
-      <w:szCs w:val="22"/>
+      <w:sz w:val="20"/>
+      <w:szCs w:val="20"/>
     </w:rPr>
   </w:style>
 </w:styles>
